--- a/results/results-20260401-panel=4/Notes.docx
+++ b/results/results-20260401-panel=4/Notes.docx
@@ -5,6 +5,7 @@
     <w:p>
       <w:pPr>
         <w:rPr>
+          <w:rFonts w:hint="eastAsia"/>
           <w:noProof/>
         </w:rPr>
       </w:pPr>
@@ -19,6 +20,7 @@
     <w:p>
       <w:pPr>
         <w:rPr>
+          <w:rFonts w:hint="eastAsia"/>
           <w:noProof/>
         </w:rPr>
       </w:pPr>
@@ -41,16 +43,12 @@
     <w:p>
       <w:pPr>
         <w:rPr>
+          <w:rFonts w:hint="eastAsia"/>
           <w:noProof/>
         </w:rPr>
       </w:pPr>
     </w:p>
     <w:p>
-      <w:pPr>
-        <w:rPr>
-          <w:rFonts w:hint="eastAsia"/>
-        </w:rPr>
-      </w:pPr>
       <w:r>
         <w:rPr>
           <w:noProof/>
@@ -91,6 +89,16 @@
           </wp:inline>
         </w:drawing>
       </w:r>
+    </w:p>
+    <w:p/>
+    <w:p/>
+    <w:p/>
+    <w:p>
+      <w:pPr>
+        <w:rPr>
+          <w:rFonts w:hint="eastAsia"/>
+        </w:rPr>
+      </w:pPr>
     </w:p>
     <w:sectPr>
       <w:pgSz w:w="11906" w:h="16838"/>

--- a/results/results-20260401-panel=4/Notes.docx
+++ b/results/results-20260401-panel=4/Notes.docx
@@ -49,13 +49,18 @@
       </w:pPr>
     </w:p>
     <w:p>
+      <w:pPr>
+        <w:rPr>
+          <w:rFonts w:hint="eastAsia"/>
+        </w:rPr>
+      </w:pPr>
       <w:r>
         <w:rPr>
           <w:noProof/>
         </w:rPr>
         <w:drawing>
-          <wp:inline distT="0" distB="0" distL="0" distR="0" wp14:anchorId="6F9660B2" wp14:editId="02B62122">
-            <wp:extent cx="5274310" cy="2282825"/>
+          <wp:inline distT="0" distB="0" distL="0" distR="0" wp14:anchorId="6F9660B2" wp14:editId="7E467241">
+            <wp:extent cx="4738031" cy="2282825"/>
             <wp:effectExtent l="0" t="0" r="0" b="0"/>
             <wp:docPr id="1906985690" name="图片 1"/>
             <wp:cNvGraphicFramePr>
@@ -65,11 +70,17 @@
               <a:graphicData uri="http://schemas.openxmlformats.org/drawingml/2006/picture">
                 <pic:pic xmlns:pic="http://schemas.openxmlformats.org/drawingml/2006/picture">
                   <pic:nvPicPr>
-                    <pic:cNvPr id="1906985690" name=""/>
+                    <pic:cNvPr id="1906985690" name="图片 1"/>
                     <pic:cNvPicPr/>
                   </pic:nvPicPr>
                   <pic:blipFill>
-                    <a:blip r:embed="rId4"/>
+                    <a:blip r:embed="rId4" cstate="print">
+                      <a:extLst>
+                        <a:ext uri="{28A0092B-C50C-407E-A947-70E740481C1C}">
+                          <a14:useLocalDpi xmlns:a14="http://schemas.microsoft.com/office/drawing/2010/main" val="0"/>
+                        </a:ext>
+                      </a:extLst>
+                    </a:blip>
                     <a:stretch>
                       <a:fillRect/>
                     </a:stretch>
@@ -77,7 +88,7 @@
                   <pic:spPr>
                     <a:xfrm>
                       <a:off x="0" y="0"/>
-                      <a:ext cx="5274310" cy="2282825"/>
+                      <a:ext cx="4738031" cy="2282825"/>
                     </a:xfrm>
                     <a:prstGeom prst="rect">
                       <a:avLst/>
@@ -90,15 +101,59 @@
         </w:drawing>
       </w:r>
     </w:p>
-    <w:p/>
-    <w:p/>
-    <w:p/>
     <w:p>
       <w:pPr>
         <w:rPr>
           <w:rFonts w:hint="eastAsia"/>
         </w:rPr>
       </w:pPr>
+    </w:p>
+    <w:p>
+      <w:pPr>
+        <w:rPr>
+          <w:rFonts w:hint="eastAsia"/>
+        </w:rPr>
+      </w:pPr>
+      <w:r>
+        <w:rPr>
+          <w:noProof/>
+        </w:rPr>
+        <w:drawing>
+          <wp:inline distT="0" distB="0" distL="0" distR="0" wp14:anchorId="34041C36" wp14:editId="531F993C">
+            <wp:extent cx="5274310" cy="2639695"/>
+            <wp:effectExtent l="0" t="0" r="0" b="0"/>
+            <wp:docPr id="1417402679" name="图片 1"/>
+            <wp:cNvGraphicFramePr>
+              <a:graphicFrameLocks xmlns:a="http://schemas.openxmlformats.org/drawingml/2006/main" noChangeAspect="1"/>
+            </wp:cNvGraphicFramePr>
+            <a:graphic xmlns:a="http://schemas.openxmlformats.org/drawingml/2006/main">
+              <a:graphicData uri="http://schemas.openxmlformats.org/drawingml/2006/picture">
+                <pic:pic xmlns:pic="http://schemas.openxmlformats.org/drawingml/2006/picture">
+                  <pic:nvPicPr>
+                    <pic:cNvPr id="1417402679" name=""/>
+                    <pic:cNvPicPr/>
+                  </pic:nvPicPr>
+                  <pic:blipFill>
+                    <a:blip r:embed="rId5"/>
+                    <a:stretch>
+                      <a:fillRect/>
+                    </a:stretch>
+                  </pic:blipFill>
+                  <pic:spPr>
+                    <a:xfrm>
+                      <a:off x="0" y="0"/>
+                      <a:ext cx="5274310" cy="2639695"/>
+                    </a:xfrm>
+                    <a:prstGeom prst="rect">
+                      <a:avLst/>
+                    </a:prstGeom>
+                  </pic:spPr>
+                </pic:pic>
+              </a:graphicData>
+            </a:graphic>
+          </wp:inline>
+        </w:drawing>
+      </w:r>
     </w:p>
     <w:sectPr>
       <w:pgSz w:w="11906" w:h="16838"/>
